--- a/03-成熟度评估/02-工厂整体评估/04-供应链整合评估.docx
+++ b/03-成熟度评估/02-工厂整体评估/04-供应链整合评估.docx
@@ -41,7 +41,7 @@
           <w:i w:val="0"/>
           <w:sz w:val="22"/>
         </w:rPr>
-        <w:t>评估企业与供应商之间的精益协同水平，包括供应商精益能力、交付管理、库存管理、质量协同和供应链可视化。对于紧固件制造企业，钢丝、盘元等原材料的供应稳定性直接影响生产效率和产品质量。</w:t>
+        <w:t>评估企业与供应商之间的精益协同水平，包括供应商精益能力、交付管理、库存管理、质量协同和供应链可视化。对于制造企业，棒料、卷料等原材料的供应稳定性直接影响生产效率和产品质量。</w:t>
       </w:r>
     </w:p>
     <w:p>
